--- a/reports/MACRO_2026-09-15.docx
+++ b/reports/MACRO_2026-09-15.docx
@@ -37,7 +37,7 @@
           <w:color w:val="595959"/>
           <w:sz w:val="20"/>
         </w:rPr>
-        <w:t>No single ticker — standalone regime/rate/sector context  |  Date: 2026-09-15</w:t>
+        <w:t>No single ticker — standalone regime/rate/sector context  |  Date: 2026-09-15  |  Rev. 2 — expanded to 6 sections</w:t>
       </w:r>
     </w:p>
     <w:p/>
@@ -82,7 +82,7 @@
                 <w:b/>
                 <w:sz w:val="22"/>
               </w:rPr>
-              <w:t>Regime: REFLATION, confidence MEDIUM (downgraded from HIGH)   |   Growth: MIXED (from EXPANDING)   |   10Y: 4.961% (+18bp vs the rate used in this session's earlier DCFs)</w:t>
+              <w:t>Regime: REFLATION, confidence MEDIUM   |   Growth: MIXED   |   10Y: 4.961%   |   Composite sentiment: 55.1 Mild Risk-On, but CNN F&amp;G at 30.3 (Fear), down from 64.3 a month ago</w:t>
             </w:r>
           </w:p>
           <w:p>
@@ -90,7 +90,7 @@
               <w:rPr>
                 <w:sz w:val="20"/>
               </w:rPr>
-              <w:t>Key tension: the regime classifier's favored sectors (Energy, Commodities, Banks) are not confirmed by actual 5-day sector rotation — only Energy holds up, Banks doesn't rank top-5, Materials is the worst performer.</w:t>
+              <w:t>Two tensions worth flagging: (1) regime favors Energy/Commodities/Banks but actual rotation only confirms Energy; (2) Gold (GLD) is down -3.42% over 5 days even as Fear &amp; Greed deepens — not the textbook flight-to-safety pattern.</w:t>
             </w:r>
           </w:p>
         </w:tc>
@@ -105,7 +105,7 @@
           <w:color w:val="808080"/>
           <w:sz w:val="18"/>
         </w:rPr>
-        <w:t>This is a personal macro-context analysis, produced by the long-term-analyst.md agent (Macro Mode). It is not a subscriber publication and carries no MAR/regulatory disclosure apparatus. It names no ticker, issues no rating, and recommends no position — it exists to give the rate/regime backdrop that every Deep-Dive Mode report's WACC and DCF scenarios should be read against.</w:t>
+        <w:t>This is a personal macro-context analysis, produced by the long-term-analyst.md agent (Macro Mode). It is not a subscriber publication and carries no MAR/regulatory disclosure apparatus. It names no ticker, issues no rating, and recommends no position — it exists to give the rate/regime/sentiment backdrop that every Deep-Dive Mode report's WACC and DCF scenarios should be read against.</w:t>
       </w:r>
     </w:p>
     <w:p>
@@ -143,7 +143,7 @@
         <w:rPr>
           <w:sz w:val="20"/>
         </w:rPr>
-        <w:t>2. Rate-Sensitivity Translation</w:t>
+        <w:t>2. Sentiment &amp; Volatility</w:t>
       </w:r>
     </w:p>
     <w:p>
@@ -154,7 +154,7 @@
         <w:rPr>
           <w:sz w:val="20"/>
         </w:rPr>
-        <w:t>3. Sector Rotation &amp; Breadth</w:t>
+        <w:t>3. Safe Haven &amp; Credit</w:t>
       </w:r>
     </w:p>
     <w:p>
@@ -165,7 +165,29 @@
         <w:rPr>
           <w:sz w:val="20"/>
         </w:rPr>
-        <w:t>4. Implications for Deep-Dives Run Soon After</w:t>
+        <w:t>4. Rate-Sensitivity Translation</w:t>
+      </w:r>
+    </w:p>
+    <w:p>
+      <w:pPr>
+        <w:pStyle w:val="ListBullet"/>
+      </w:pPr>
+      <w:r>
+        <w:rPr>
+          <w:sz w:val="20"/>
+        </w:rPr>
+        <w:t>5. Sector Rotation &amp; EU-Specific Read</w:t>
+      </w:r>
+    </w:p>
+    <w:p>
+      <w:pPr>
+        <w:pStyle w:val="ListBullet"/>
+      </w:pPr>
+      <w:r>
+        <w:rPr>
+          <w:sz w:val="20"/>
+        </w:rPr>
+        <w:t>6. Implications for Deep-Dives Run Soon After</w:t>
       </w:r>
     </w:p>
     <w:p>
@@ -421,7 +443,7 @@
         <w:rPr>
           <w:color w:val="2E5395"/>
         </w:rPr>
-        <w:t>Yield Curve (today's actual figures)</w:t>
+        <w:t>Yield Curve</w:t>
       </w:r>
     </w:p>
     <w:tbl>
@@ -586,13 +608,12 @@
               <w:rPr>
                 <w:sz w:val="17"/>
               </w:rPr>
-              <w:t>+1.026% — normal/steepening, no inversion signal</w:t>
+              <w:t>+1.026% — normal/steepening, no inversion</w:t>
             </w:r>
           </w:p>
         </w:tc>
       </w:tr>
     </w:tbl>
-    <w:p/>
     <w:p>
       <w:r>
         <w:rPr>
@@ -600,18 +621,7 @@
           <w:i w:val="0"/>
           <w:sz w:val="20"/>
         </w:rPr>
-        <w:t>10Y momentum: +5.96% over 1 month, +10.56% over 3 months — a consistent upward move, not noise.</w:t>
-      </w:r>
-    </w:p>
-    <w:p/>
-    <w:p>
-      <w:r>
-        <w:rPr>
-          <w:b w:val="0"/>
-          <w:i/>
-          <w:sz w:val="20"/>
-        </w:rPr>
-        <w:t>Read: the confidence downgrade (HIGH -&gt; MEDIUM) alongside growth moving from EXPANDING to MIXED is an early sign the reflation narrative is weakening — consistent with the breadth tension found in Section 3.</w:t>
+        <w:t>10Y momentum: +5.96% (1m), +10.56% (3m) — consistent upward move, not noise.</w:t>
       </w:r>
     </w:p>
     <w:p>
@@ -627,17 +637,186 @@
         <w:rPr>
           <w:color w:val="1F3864"/>
         </w:rPr>
-        <w:t>2. Rate-Sensitivity Translation</w:t>
+        <w:t>2. Sentiment &amp; Volatility</w:t>
       </w:r>
     </w:p>
+    <w:tbl>
+      <w:tblPr>
+        <w:tblStyle w:val="TableGrid"/>
+        <w:tblW w:type="auto" w:w="0"/>
+        <w:jc w:val="center"/>
+        <w:tblLook w:firstColumn="1" w:firstRow="1" w:lastColumn="0" w:lastRow="0" w:noHBand="0" w:noVBand="1" w:val="04A0"/>
+      </w:tblPr>
+      <w:tblGrid>
+        <w:gridCol w:w="4320"/>
+        <w:gridCol w:w="4320"/>
+      </w:tblGrid>
+      <w:tr>
+        <w:tc>
+          <w:tcPr>
+            <w:tcW w:type="dxa" w:w="4320"/>
+            <w:shd w:fill="1F3864"/>
+          </w:tcPr>
+          <w:p>
+            <w:r/>
+            <w:r>
+              <w:rPr>
+                <w:b/>
+                <w:color w:val="FFFFFF"/>
+                <w:sz w:val="17"/>
+              </w:rPr>
+              <w:t>Indicator</w:t>
+            </w:r>
+          </w:p>
+        </w:tc>
+        <w:tc>
+          <w:tcPr>
+            <w:tcW w:type="dxa" w:w="4320"/>
+            <w:shd w:fill="1F3864"/>
+          </w:tcPr>
+          <w:p>
+            <w:r/>
+            <w:r>
+              <w:rPr>
+                <w:b/>
+                <w:color w:val="FFFFFF"/>
+                <w:sz w:val="17"/>
+              </w:rPr>
+              <w:t>Value</w:t>
+            </w:r>
+          </w:p>
+        </w:tc>
+      </w:tr>
+      <w:tr>
+        <w:tc>
+          <w:tcPr>
+            <w:tcW w:type="dxa" w:w="4320"/>
+          </w:tcPr>
+          <w:p>
+            <w:r/>
+            <w:r>
+              <w:rPr>
+                <w:sz w:val="17"/>
+              </w:rPr>
+              <w:t>Composite score</w:t>
+            </w:r>
+          </w:p>
+        </w:tc>
+        <w:tc>
+          <w:tcPr>
+            <w:tcW w:type="dxa" w:w="4320"/>
+          </w:tcPr>
+          <w:p>
+            <w:r/>
+            <w:r>
+              <w:rPr>
+                <w:sz w:val="17"/>
+              </w:rPr>
+              <w:t>55.1 (Mild Risk-On), delta -9.1 vs prior reading</w:t>
+            </w:r>
+          </w:p>
+        </w:tc>
+      </w:tr>
+      <w:tr>
+        <w:tc>
+          <w:tcPr>
+            <w:tcW w:type="dxa" w:w="4320"/>
+          </w:tcPr>
+          <w:p>
+            <w:r/>
+            <w:r>
+              <w:rPr>
+                <w:sz w:val="17"/>
+              </w:rPr>
+              <w:t>CNN Fear &amp; Greed</w:t>
+            </w:r>
+          </w:p>
+        </w:tc>
+        <w:tc>
+          <w:tcPr>
+            <w:tcW w:type="dxa" w:w="4320"/>
+          </w:tcPr>
+          <w:p>
+            <w:r/>
+            <w:r>
+              <w:rPr>
+                <w:sz w:val="17"/>
+              </w:rPr>
+              <w:t>30.3 (Fear)</w:t>
+            </w:r>
+          </w:p>
+        </w:tc>
+      </w:tr>
+      <w:tr>
+        <w:tc>
+          <w:tcPr>
+            <w:tcW w:type="dxa" w:w="4320"/>
+          </w:tcPr>
+          <w:p>
+            <w:r/>
+            <w:r>
+              <w:rPr>
+                <w:sz w:val="17"/>
+              </w:rPr>
+              <w:t xml:space="preserve">  — weekly delta</w:t>
+            </w:r>
+          </w:p>
+        </w:tc>
+        <w:tc>
+          <w:tcPr>
+            <w:tcW w:type="dxa" w:w="4320"/>
+          </w:tcPr>
+          <w:p>
+            <w:r/>
+            <w:r>
+              <w:rPr>
+                <w:sz w:val="17"/>
+              </w:rPr>
+              <w:t>-8.8 (was 39.1 a week ago)</w:t>
+            </w:r>
+          </w:p>
+        </w:tc>
+      </w:tr>
+      <w:tr>
+        <w:tc>
+          <w:tcPr>
+            <w:tcW w:type="dxa" w:w="4320"/>
+          </w:tcPr>
+          <w:p>
+            <w:r/>
+            <w:r>
+              <w:rPr>
+                <w:sz w:val="17"/>
+              </w:rPr>
+              <w:t xml:space="preserve">  — monthly delta</w:t>
+            </w:r>
+          </w:p>
+        </w:tc>
+        <w:tc>
+          <w:tcPr>
+            <w:tcW w:type="dxa" w:w="4320"/>
+          </w:tcPr>
+          <w:p>
+            <w:r/>
+            <w:r>
+              <w:rPr>
+                <w:sz w:val="17"/>
+              </w:rPr>
+              <w:t>-34.0 (was 64.3 — Greed — a month ago)</w:t>
+            </w:r>
+          </w:p>
+        </w:tc>
+      </w:tr>
+    </w:tbl>
+    <w:p/>
     <w:p>
       <w:r>
         <w:rPr>
-          <w:b w:val="0"/>
+          <w:b/>
           <w:i w:val="0"/>
           <w:sz w:val="20"/>
         </w:rPr>
-        <w:t>Today's actual 10Y (4.961%) is nearly identical to the "Rf 5.00%" test already run on FCX's DCF earlier this session — not a coincidental match, it's the real rate every DCF run so far in this session should now be recalibrated against.</w:t>
+        <w:t>The weekly move alone (-8.8) understates what's happened: F&amp;G has collapsed from Greed (64.3) to Fear (30.3) over the past month — a -34 point swing. The weekly delta is the tail end of a much larger, month-long deterioration, not an isolated blip.</w:t>
       </w:r>
     </w:p>
     <w:p/>
@@ -649,9 +828,856 @@
         <w:rPr>
           <w:color w:val="2E5395"/>
         </w:rPr>
-        <w:t>Concrete number (direct reuse from this morning's FCX work)</w:t>
+        <w:t>VIX</w:t>
       </w:r>
     </w:p>
+    <w:tbl>
+      <w:tblPr>
+        <w:tblStyle w:val="TableGrid"/>
+        <w:tblW w:type="auto" w:w="0"/>
+        <w:jc w:val="center"/>
+        <w:tblLook w:firstColumn="1" w:firstRow="1" w:lastColumn="0" w:lastRow="0" w:noHBand="0" w:noVBand="1" w:val="04A0"/>
+      </w:tblPr>
+      <w:tblGrid>
+        <w:gridCol w:w="4320"/>
+        <w:gridCol w:w="4320"/>
+      </w:tblGrid>
+      <w:tr>
+        <w:tc>
+          <w:tcPr>
+            <w:tcW w:type="dxa" w:w="4320"/>
+            <w:shd w:fill="1F3864"/>
+          </w:tcPr>
+          <w:p>
+            <w:r/>
+            <w:r>
+              <w:rPr>
+                <w:b/>
+                <w:color w:val="FFFFFF"/>
+                <w:sz w:val="17"/>
+              </w:rPr>
+              <w:t>Metric</w:t>
+            </w:r>
+          </w:p>
+        </w:tc>
+        <w:tc>
+          <w:tcPr>
+            <w:tcW w:type="dxa" w:w="4320"/>
+            <w:shd w:fill="1F3864"/>
+          </w:tcPr>
+          <w:p>
+            <w:r/>
+            <w:r>
+              <w:rPr>
+                <w:b/>
+                <w:color w:val="FFFFFF"/>
+                <w:sz w:val="17"/>
+              </w:rPr>
+              <w:t>Value</w:t>
+            </w:r>
+          </w:p>
+        </w:tc>
+      </w:tr>
+      <w:tr>
+        <w:tc>
+          <w:tcPr>
+            <w:tcW w:type="dxa" w:w="4320"/>
+          </w:tcPr>
+          <w:p>
+            <w:r/>
+            <w:r>
+              <w:rPr>
+                <w:sz w:val="17"/>
+              </w:rPr>
+              <w:t>Spot</w:t>
+            </w:r>
+          </w:p>
+        </w:tc>
+        <w:tc>
+          <w:tcPr>
+            <w:tcW w:type="dxa" w:w="4320"/>
+          </w:tcPr>
+          <w:p>
+            <w:r/>
+            <w:r>
+              <w:rPr>
+                <w:sz w:val="17"/>
+              </w:rPr>
+              <w:t>17.56 (label: "calm", +2.69 1-day change)</w:t>
+            </w:r>
+          </w:p>
+        </w:tc>
+      </w:tr>
+      <w:tr>
+        <w:tc>
+          <w:tcPr>
+            <w:tcW w:type="dxa" w:w="4320"/>
+          </w:tcPr>
+          <w:p>
+            <w:r/>
+            <w:r>
+              <w:rPr>
+                <w:sz w:val="17"/>
+              </w:rPr>
+              <w:t>1-year percentile</w:t>
+            </w:r>
+          </w:p>
+        </w:tc>
+        <w:tc>
+          <w:tcPr>
+            <w:tcW w:type="dxa" w:w="4320"/>
+          </w:tcPr>
+          <w:p>
+            <w:r/>
+            <w:r>
+              <w:rPr>
+                <w:sz w:val="17"/>
+              </w:rPr>
+              <w:t>78.5th — historically elevated despite the "calm" spot label</w:t>
+            </w:r>
+          </w:p>
+        </w:tc>
+      </w:tr>
+      <w:tr>
+        <w:tc>
+          <w:tcPr>
+            <w:tcW w:type="dxa" w:w="4320"/>
+          </w:tcPr>
+          <w:p>
+            <w:r/>
+            <w:r>
+              <w:rPr>
+                <w:sz w:val="17"/>
+              </w:rPr>
+              <w:t>Term structure</w:t>
+            </w:r>
+          </w:p>
+        </w:tc>
+        <w:tc>
+          <w:tcPr>
+            <w:tcW w:type="dxa" w:w="4320"/>
+          </w:tcPr>
+          <w:p>
+            <w:r/>
+            <w:r>
+              <w:rPr>
+                <w:sz w:val="17"/>
+              </w:rPr>
+              <w:t>Contango (normal)</w:t>
+            </w:r>
+          </w:p>
+        </w:tc>
+      </w:tr>
+      <w:tr>
+        <w:tc>
+          <w:tcPr>
+            <w:tcW w:type="dxa" w:w="4320"/>
+          </w:tcPr>
+          <w:p>
+            <w:r/>
+            <w:r>
+              <w:rPr>
+                <w:sz w:val="17"/>
+              </w:rPr>
+              <w:t>VIX9D spread</w:t>
+            </w:r>
+          </w:p>
+        </w:tc>
+        <w:tc>
+          <w:tcPr>
+            <w:tcW w:type="dxa" w:w="4320"/>
+          </w:tcPr>
+          <w:p>
+            <w:r/>
+            <w:r>
+              <w:rPr>
+                <w:sz w:val="17"/>
+              </w:rPr>
+              <w:t>-0.65 (near-term slightly calmer than 1-month)</w:t>
+            </w:r>
+          </w:p>
+        </w:tc>
+      </w:tr>
+      <w:tr>
+        <w:tc>
+          <w:tcPr>
+            <w:tcW w:type="dxa" w:w="4320"/>
+          </w:tcPr>
+          <w:p>
+            <w:r/>
+            <w:r>
+              <w:rPr>
+                <w:sz w:val="17"/>
+              </w:rPr>
+              <w:t>VIX3M spread</w:t>
+            </w:r>
+          </w:p>
+        </w:tc>
+        <w:tc>
+          <w:tcPr>
+            <w:tcW w:type="dxa" w:w="4320"/>
+          </w:tcPr>
+          <w:p>
+            <w:r/>
+            <w:r>
+              <w:rPr>
+                <w:sz w:val="17"/>
+              </w:rPr>
+              <w:t>+1.72 (3-month priced meaningfully higher than spot)</w:t>
+            </w:r>
+          </w:p>
+        </w:tc>
+      </w:tr>
+    </w:tbl>
+    <w:p>
+      <w:r>
+        <w:rPr>
+          <w:b w:val="0"/>
+          <w:i w:val="0"/>
+          <w:sz w:val="20"/>
+        </w:rPr>
+        <w:t>The spot VIX label ("calm") and the 78.5th percentile reading are in tension — spot is unremarkable in absolute terms but historically high relative to the last year's range. The positive VIX3M spread (longer-dated vol priced above spot) says the market is paying up for protection further out, even while front-end vol looks unremarkable.</w:t>
+      </w:r>
+    </w:p>
+    <w:p/>
+    <w:p>
+      <w:pPr>
+        <w:pStyle w:val="Heading2"/>
+      </w:pPr>
+      <w:r>
+        <w:rPr>
+          <w:color w:val="2E5395"/>
+        </w:rPr>
+        <w:t>Breadth (QQQ/SPY, IWM/SPY ratios)</w:t>
+      </w:r>
+    </w:p>
+    <w:tbl>
+      <w:tblPr>
+        <w:tblStyle w:val="TableGrid"/>
+        <w:tblW w:type="auto" w:w="0"/>
+        <w:jc w:val="center"/>
+        <w:tblLook w:firstColumn="1" w:firstRow="1" w:lastColumn="0" w:lastRow="0" w:noHBand="0" w:noVBand="1" w:val="04A0"/>
+      </w:tblPr>
+      <w:tblGrid>
+        <w:gridCol w:w="2160"/>
+        <w:gridCol w:w="2160"/>
+        <w:gridCol w:w="2160"/>
+        <w:gridCol w:w="2160"/>
+      </w:tblGrid>
+      <w:tr>
+        <w:tc>
+          <w:tcPr>
+            <w:tcW w:type="dxa" w:w="2160"/>
+            <w:shd w:fill="1F3864"/>
+          </w:tcPr>
+          <w:p>
+            <w:r/>
+            <w:r>
+              <w:rPr>
+                <w:b/>
+                <w:color w:val="FFFFFF"/>
+                <w:sz w:val="17"/>
+              </w:rPr>
+              <w:t>Ratio</w:t>
+            </w:r>
+          </w:p>
+        </w:tc>
+        <w:tc>
+          <w:tcPr>
+            <w:tcW w:type="dxa" w:w="2160"/>
+            <w:shd w:fill="1F3864"/>
+          </w:tcPr>
+          <w:p>
+            <w:r/>
+            <w:r>
+              <w:rPr>
+                <w:b/>
+                <w:color w:val="FFFFFF"/>
+                <w:sz w:val="17"/>
+              </w:rPr>
+              <w:t>Value</w:t>
+            </w:r>
+          </w:p>
+        </w:tc>
+        <w:tc>
+          <w:tcPr>
+            <w:tcW w:type="dxa" w:w="2160"/>
+            <w:shd w:fill="1F3864"/>
+          </w:tcPr>
+          <w:p>
+            <w:r/>
+            <w:r>
+              <w:rPr>
+                <w:b/>
+                <w:color w:val="FFFFFF"/>
+                <w:sz w:val="17"/>
+              </w:rPr>
+              <w:t>5d trend</w:t>
+            </w:r>
+          </w:p>
+        </w:tc>
+        <w:tc>
+          <w:tcPr>
+            <w:tcW w:type="dxa" w:w="2160"/>
+            <w:shd w:fill="1F3864"/>
+          </w:tcPr>
+          <w:p>
+            <w:r/>
+            <w:r>
+              <w:rPr>
+                <w:b/>
+                <w:color w:val="FFFFFF"/>
+                <w:sz w:val="17"/>
+              </w:rPr>
+              <w:t>20d change</w:t>
+            </w:r>
+          </w:p>
+        </w:tc>
+      </w:tr>
+      <w:tr>
+        <w:tc>
+          <w:tcPr>
+            <w:tcW w:type="dxa" w:w="2160"/>
+          </w:tcPr>
+          <w:p>
+            <w:r/>
+            <w:r>
+              <w:rPr>
+                <w:sz w:val="17"/>
+              </w:rPr>
+              <w:t>QQQ/SPY (tech vs market)</w:t>
+            </w:r>
+          </w:p>
+        </w:tc>
+        <w:tc>
+          <w:tcPr>
+            <w:tcW w:type="dxa" w:w="2160"/>
+          </w:tcPr>
+          <w:p>
+            <w:r/>
+            <w:r>
+              <w:rPr>
+                <w:sz w:val="17"/>
+              </w:rPr>
+              <w:t>0.9321</w:t>
+            </w:r>
+          </w:p>
+        </w:tc>
+        <w:tc>
+          <w:tcPr>
+            <w:tcW w:type="dxa" w:w="2160"/>
+          </w:tcPr>
+          <w:p>
+            <w:r/>
+            <w:r>
+              <w:rPr>
+                <w:sz w:val="17"/>
+              </w:rPr>
+              <w:t>→</w:t>
+            </w:r>
+          </w:p>
+        </w:tc>
+        <w:tc>
+          <w:tcPr>
+            <w:tcW w:type="dxa" w:w="2160"/>
+          </w:tcPr>
+          <w:p>
+            <w:r/>
+            <w:r>
+              <w:rPr>
+                <w:sz w:val="17"/>
+              </w:rPr>
+              <w:t>-1.02%</w:t>
+            </w:r>
+          </w:p>
+        </w:tc>
+      </w:tr>
+      <w:tr>
+        <w:tc>
+          <w:tcPr>
+            <w:tcW w:type="dxa" w:w="2160"/>
+          </w:tcPr>
+          <w:p>
+            <w:r/>
+            <w:r>
+              <w:rPr>
+                <w:sz w:val="17"/>
+              </w:rPr>
+              <w:t>IWM/SPY (small-cap vs market)</w:t>
+            </w:r>
+          </w:p>
+        </w:tc>
+        <w:tc>
+          <w:tcPr>
+            <w:tcW w:type="dxa" w:w="2160"/>
+          </w:tcPr>
+          <w:p>
+            <w:r/>
+            <w:r>
+              <w:rPr>
+                <w:sz w:val="17"/>
+              </w:rPr>
+              <w:t>0.3784</w:t>
+            </w:r>
+          </w:p>
+        </w:tc>
+        <w:tc>
+          <w:tcPr>
+            <w:tcW w:type="dxa" w:w="2160"/>
+          </w:tcPr>
+          <w:p>
+            <w:r/>
+            <w:r>
+              <w:rPr>
+                <w:sz w:val="17"/>
+              </w:rPr>
+              <w:t>↓</w:t>
+            </w:r>
+          </w:p>
+        </w:tc>
+        <w:tc>
+          <w:tcPr>
+            <w:tcW w:type="dxa" w:w="2160"/>
+          </w:tcPr>
+          <w:p>
+            <w:r/>
+            <w:r>
+              <w:rPr>
+                <w:sz w:val="17"/>
+              </w:rPr>
+              <w:t>-3.72%</w:t>
+            </w:r>
+          </w:p>
+        </w:tc>
+      </w:tr>
+    </w:tbl>
+    <w:p>
+      <w:r>
+        <w:rPr>
+          <w:b w:val="0"/>
+          <w:i w:val="0"/>
+          <w:sz w:val="20"/>
+        </w:rPr>
+        <w:t>Small caps have underperformed the broad market by 3.72% over 20 days — a clear, worsening trend, not noise. Breadth note from the pipeline: "Mixed signals — sector rotation in progress."</w:t>
+      </w:r>
+    </w:p>
+    <w:p>
+      <w:r>
+        <w:br w:type="page"/>
+      </w:r>
+    </w:p>
+    <w:p>
+      <w:pPr>
+        <w:pStyle w:val="Heading1"/>
+      </w:pPr>
+      <w:r>
+        <w:rPr>
+          <w:color w:val="1F3864"/>
+        </w:rPr>
+        <w:t>3. Safe Haven &amp; Credit</w:t>
+      </w:r>
+    </w:p>
+    <w:tbl>
+      <w:tblPr>
+        <w:tblStyle w:val="TableGrid"/>
+        <w:tblW w:type="auto" w:w="0"/>
+        <w:jc w:val="center"/>
+        <w:tblLook w:firstColumn="1" w:firstRow="1" w:lastColumn="0" w:lastRow="0" w:noHBand="0" w:noVBand="1" w:val="04A0"/>
+      </w:tblPr>
+      <w:tblGrid>
+        <w:gridCol w:w="2880"/>
+        <w:gridCol w:w="2880"/>
+        <w:gridCol w:w="2880"/>
+      </w:tblGrid>
+      <w:tr>
+        <w:tc>
+          <w:tcPr>
+            <w:tcW w:type="dxa" w:w="2880"/>
+            <w:shd w:fill="1F3864"/>
+          </w:tcPr>
+          <w:p>
+            <w:r/>
+            <w:r>
+              <w:rPr>
+                <w:b/>
+                <w:color w:val="FFFFFF"/>
+                <w:sz w:val="17"/>
+              </w:rPr>
+              <w:t>Asset</w:t>
+            </w:r>
+          </w:p>
+        </w:tc>
+        <w:tc>
+          <w:tcPr>
+            <w:tcW w:type="dxa" w:w="2880"/>
+            <w:shd w:fill="1F3864"/>
+          </w:tcPr>
+          <w:p>
+            <w:r/>
+            <w:r>
+              <w:rPr>
+                <w:b/>
+                <w:color w:val="FFFFFF"/>
+                <w:sz w:val="17"/>
+              </w:rPr>
+              <w:t>5d return</w:t>
+            </w:r>
+          </w:p>
+        </w:tc>
+        <w:tc>
+          <w:tcPr>
+            <w:tcW w:type="dxa" w:w="2880"/>
+            <w:shd w:fill="1F3864"/>
+          </w:tcPr>
+          <w:p>
+            <w:r/>
+            <w:r>
+              <w:rPr>
+                <w:b/>
+                <w:color w:val="FFFFFF"/>
+                <w:sz w:val="17"/>
+              </w:rPr>
+              <w:t>Read</w:t>
+            </w:r>
+          </w:p>
+        </w:tc>
+      </w:tr>
+      <w:tr>
+        <w:tc>
+          <w:tcPr>
+            <w:tcW w:type="dxa" w:w="2880"/>
+          </w:tcPr>
+          <w:p>
+            <w:r/>
+            <w:r>
+              <w:rPr>
+                <w:sz w:val="17"/>
+              </w:rPr>
+              <w:t>TLT (20Y Bonds)</w:t>
+            </w:r>
+          </w:p>
+        </w:tc>
+        <w:tc>
+          <w:tcPr>
+            <w:tcW w:type="dxa" w:w="2880"/>
+          </w:tcPr>
+          <w:p>
+            <w:r/>
+            <w:r>
+              <w:rPr>
+                <w:sz w:val="17"/>
+              </w:rPr>
+              <w:t>-1.56%</w:t>
+            </w:r>
+          </w:p>
+        </w:tc>
+        <w:tc>
+          <w:tcPr>
+            <w:tcW w:type="dxa" w:w="2880"/>
+          </w:tcPr>
+          <w:p>
+            <w:r/>
+            <w:r>
+              <w:rPr>
+                <w:sz w:val="17"/>
+              </w:rPr>
+              <w:t>Consistent with the rising-yield trend in Section 1</w:t>
+            </w:r>
+          </w:p>
+        </w:tc>
+      </w:tr>
+      <w:tr>
+        <w:tc>
+          <w:tcPr>
+            <w:tcW w:type="dxa" w:w="2880"/>
+          </w:tcPr>
+          <w:p>
+            <w:r/>
+            <w:r>
+              <w:rPr>
+                <w:sz w:val="17"/>
+              </w:rPr>
+              <w:t>GLD (Gold)</w:t>
+            </w:r>
+          </w:p>
+        </w:tc>
+        <w:tc>
+          <w:tcPr>
+            <w:tcW w:type="dxa" w:w="2880"/>
+          </w:tcPr>
+          <w:p>
+            <w:r/>
+            <w:r>
+              <w:rPr>
+                <w:sz w:val="17"/>
+              </w:rPr>
+              <w:t>-3.42%</w:t>
+            </w:r>
+          </w:p>
+        </w:tc>
+        <w:tc>
+          <w:tcPr>
+            <w:tcW w:type="dxa" w:w="2880"/>
+          </w:tcPr>
+          <w:p>
+            <w:r/>
+            <w:r>
+              <w:rPr>
+                <w:sz w:val="17"/>
+              </w:rPr>
+              <w:t>See anomaly note below</w:t>
+            </w:r>
+          </w:p>
+        </w:tc>
+      </w:tr>
+      <w:tr>
+        <w:tc>
+          <w:tcPr>
+            <w:tcW w:type="dxa" w:w="2880"/>
+          </w:tcPr>
+          <w:p>
+            <w:r/>
+            <w:r>
+              <w:rPr>
+                <w:sz w:val="17"/>
+              </w:rPr>
+              <w:t>UUP (Dollar Index)</w:t>
+            </w:r>
+          </w:p>
+        </w:tc>
+        <w:tc>
+          <w:tcPr>
+            <w:tcW w:type="dxa" w:w="2880"/>
+          </w:tcPr>
+          <w:p>
+            <w:r/>
+            <w:r>
+              <w:rPr>
+                <w:sz w:val="17"/>
+              </w:rPr>
+              <w:t>+0.32%</w:t>
+            </w:r>
+          </w:p>
+        </w:tc>
+        <w:tc>
+          <w:tcPr>
+            <w:tcW w:type="dxa" w:w="2880"/>
+          </w:tcPr>
+          <w:p>
+            <w:r/>
+            <w:r>
+              <w:rPr>
+                <w:sz w:val="17"/>
+              </w:rPr>
+              <w:t>Modest dollar strength</w:t>
+            </w:r>
+          </w:p>
+        </w:tc>
+      </w:tr>
+    </w:tbl>
+    <w:p/>
+    <w:p>
+      <w:r>
+        <w:rPr>
+          <w:b/>
+          <w:sz w:val="20"/>
+        </w:rPr>
+        <w:t xml:space="preserve">Anomaly flag: </w:t>
+      </w:r>
+      <w:r>
+        <w:rPr>
+          <w:sz w:val="20"/>
+        </w:rPr>
+        <w:t>gold is down -3.42% over 5 days at the same time Fear &amp; Greed has deepened from Greed to Fear over the past month. This is not the textbook flight-to-safety pattern (fear rising, gold rising) — gold is selling off alongside risk sentiment, not against it. The pipeline's own read: "Safe haven demand neutral — no strong flight-to-safety signal." Worth holding in mind given FCX's gold-adjacent DE000VJ6DNB5 certificate and the AngloGold/Kinross-linked positions discussed earlier this session.</w:t>
+      </w:r>
+    </w:p>
+    <w:p/>
+    <w:p>
+      <w:pPr>
+        <w:pStyle w:val="Heading2"/>
+      </w:pPr>
+      <w:r>
+        <w:rPr>
+          <w:color w:val="2E5395"/>
+        </w:rPr>
+        <w:t>Credit</w:t>
+      </w:r>
+    </w:p>
+    <w:tbl>
+      <w:tblPr>
+        <w:tblStyle w:val="TableGrid"/>
+        <w:tblW w:type="auto" w:w="0"/>
+        <w:jc w:val="center"/>
+        <w:tblLook w:firstColumn="1" w:firstRow="1" w:lastColumn="0" w:lastRow="0" w:noHBand="0" w:noVBand="1" w:val="04A0"/>
+      </w:tblPr>
+      <w:tblGrid>
+        <w:gridCol w:w="4320"/>
+        <w:gridCol w:w="4320"/>
+      </w:tblGrid>
+      <w:tr>
+        <w:tc>
+          <w:tcPr>
+            <w:tcW w:type="dxa" w:w="4320"/>
+            <w:shd w:fill="1F3864"/>
+          </w:tcPr>
+          <w:p>
+            <w:r/>
+            <w:r>
+              <w:rPr>
+                <w:b/>
+                <w:color w:val="FFFFFF"/>
+                <w:sz w:val="17"/>
+              </w:rPr>
+              <w:t>Asset</w:t>
+            </w:r>
+          </w:p>
+        </w:tc>
+        <w:tc>
+          <w:tcPr>
+            <w:tcW w:type="dxa" w:w="4320"/>
+            <w:shd w:fill="1F3864"/>
+          </w:tcPr>
+          <w:p>
+            <w:r/>
+            <w:r>
+              <w:rPr>
+                <w:b/>
+                <w:color w:val="FFFFFF"/>
+                <w:sz w:val="17"/>
+              </w:rPr>
+              <w:t>5d return</w:t>
+            </w:r>
+          </w:p>
+        </w:tc>
+      </w:tr>
+      <w:tr>
+        <w:tc>
+          <w:tcPr>
+            <w:tcW w:type="dxa" w:w="4320"/>
+          </w:tcPr>
+          <w:p>
+            <w:r/>
+            <w:r>
+              <w:rPr>
+                <w:sz w:val="17"/>
+              </w:rPr>
+              <w:t>HYG (High Yield)</w:t>
+            </w:r>
+          </w:p>
+        </w:tc>
+        <w:tc>
+          <w:tcPr>
+            <w:tcW w:type="dxa" w:w="4320"/>
+          </w:tcPr>
+          <w:p>
+            <w:r/>
+            <w:r>
+              <w:rPr>
+                <w:sz w:val="17"/>
+              </w:rPr>
+              <w:t>-0.80%</w:t>
+            </w:r>
+          </w:p>
+        </w:tc>
+      </w:tr>
+      <w:tr>
+        <w:tc>
+          <w:tcPr>
+            <w:tcW w:type="dxa" w:w="4320"/>
+          </w:tcPr>
+          <w:p>
+            <w:r/>
+            <w:r>
+              <w:rPr>
+                <w:sz w:val="17"/>
+              </w:rPr>
+              <w:t>LQD (Investment Grade)</w:t>
+            </w:r>
+          </w:p>
+        </w:tc>
+        <w:tc>
+          <w:tcPr>
+            <w:tcW w:type="dxa" w:w="4320"/>
+          </w:tcPr>
+          <w:p>
+            <w:r/>
+            <w:r>
+              <w:rPr>
+                <w:sz w:val="17"/>
+              </w:rPr>
+              <w:t>-1.12%</w:t>
+            </w:r>
+          </w:p>
+        </w:tc>
+      </w:tr>
+      <w:tr>
+        <w:tc>
+          <w:tcPr>
+            <w:tcW w:type="dxa" w:w="4320"/>
+          </w:tcPr>
+          <w:p>
+            <w:r/>
+            <w:r>
+              <w:rPr>
+                <w:sz w:val="17"/>
+              </w:rPr>
+              <w:t>JNK (Junk)</w:t>
+            </w:r>
+          </w:p>
+        </w:tc>
+        <w:tc>
+          <w:tcPr>
+            <w:tcW w:type="dxa" w:w="4320"/>
+          </w:tcPr>
+          <w:p>
+            <w:r/>
+            <w:r>
+              <w:rPr>
+                <w:sz w:val="17"/>
+              </w:rPr>
+              <w:t>-0.82%</w:t>
+            </w:r>
+          </w:p>
+        </w:tc>
+      </w:tr>
+    </w:tbl>
+    <w:p>
+      <w:r>
+        <w:rPr>
+          <w:b w:val="0"/>
+          <w:i/>
+          <w:sz w:val="20"/>
+        </w:rPr>
+        <w:t>All three credit proxies down over the past 5 days — a real, if modest, risk-off tell in credit markets independent of what equity indices are doing. Pipeline flags "insufficient credit data" for a fuller read, so treat this as directional only.</w:t>
+      </w:r>
+    </w:p>
+    <w:p>
+      <w:r>
+        <w:br w:type="page"/>
+      </w:r>
+    </w:p>
+    <w:p>
+      <w:pPr>
+        <w:pStyle w:val="Heading1"/>
+      </w:pPr>
+      <w:r>
+        <w:rPr>
+          <w:color w:val="1F3864"/>
+        </w:rPr>
+        <w:t>4. Rate-Sensitivity Translation</w:t>
+      </w:r>
+    </w:p>
+    <w:p>
+      <w:r>
+        <w:rPr>
+          <w:b w:val="0"/>
+          <w:i w:val="0"/>
+          <w:sz w:val="20"/>
+        </w:rPr>
+        <w:t>Today's actual 10Y (4.961%) is nearly identical to the "Rf 5.00%" test already run on FCX's DCF earlier this session — the real rate every DCF run so far in this session should now be recalibrated against.</w:t>
+      </w:r>
+    </w:p>
+    <w:p/>
     <w:tbl>
       <w:tblPr>
         <w:tblStyle w:val="TableGrid"/>
@@ -813,7 +1839,7 @@
           <w:i w:val="0"/>
           <w:sz w:val="20"/>
         </w:rPr>
-        <w:t>A risk-free move of only +18 basis points (4.784% -&gt; 4.961%) shifts WACC by +16bp and the Bull case by roughly -4% in per-share value — consistent with the full sensitivity already run this morning (Rf 3.6% -&gt; 5.0% moved FCX's Bull case from $65.95 to $51.48, a ~$15/share range from rate assumptions alone).</w:t>
+        <w:t>A risk-free move of only +18 basis points shifts WACC by +16bp and the Bull case by roughly -4% in per-share value — consistent with the full sensitivity already run this morning (Rf 3.6% -&gt; 5.0% moved FCX's Bull case from $65.95 to $51.48, a ~$15/share range from rate assumptions alone).</w:t>
       </w:r>
     </w:p>
     <w:p/>
@@ -835,7 +1861,7 @@
           <w:i/>
           <w:sz w:val="20"/>
         </w:rPr>
-        <w:t>The heuristic "Track B/C is more rate-sensitive than Track A" holds as a first-order rule of thumb, but this session's own two examples don't confirm it cleanly: FCX's (Track A-MN) Bull case carried 94.8% of value in terminal value — higher than RKLB's (Track B-SP, 10-year explicit) Bull case at 73%, because RKLB's explicit forecast period captures more value given its front-loaded growth assumptions. Rate sensitivity tracks the shape of the scenario (how much value sits in the near term vs. the terminal value) more than the Track label alone — worth keeping in mind before applying the rule mechanically.</w:t>
+        <w:t>The heuristic "Track B/C is more rate-sensitive than Track A" holds as a first-order rule of thumb, but this session's own two examples don't confirm it cleanly: FCX's (Track A-MN) Bull case carried 94.8% of value in terminal value — higher than RKLB's (Track B-SP, 10-year explicit) Bull case at 73%, because RKLB's explicit forecast period captures more value given its front-loaded growth assumptions. Rate sensitivity tracks the shape of the scenario more than the Track label alone.</w:t>
       </w:r>
     </w:p>
     <w:p>
@@ -851,7 +1877,7 @@
         <w:rPr>
           <w:color w:val="1F3864"/>
         </w:rPr>
-        <w:t>3. Sector Rotation &amp; Breadth</w:t>
+        <w:t>5. Sector Rotation &amp; EU-Specific Read</w:t>
       </w:r>
     </w:p>
     <w:p>
@@ -2038,13 +3064,688 @@
           <w:b/>
           <w:sz w:val="20"/>
         </w:rPr>
-        <w:t xml:space="preserve">Tension to flag: </w:t>
+        <w:t xml:space="preserve">Regime-vs-rotation tension: </w:t>
       </w:r>
       <w:r>
         <w:rPr>
           <w:sz w:val="20"/>
         </w:rPr>
-        <w:t>the regime classifier's favored list (Energy, Commodities, Banks) is only partly confirmed by actual rotation. Energy holds up (US rank #2, EU rank #1). Banks does not crack the US top 5 (Financials #6, -1.8% 5d) and EU Banks sits at #3 but essentially flat (-0.2%). Materials is the single worst-performing US sector despite being a "commodities" proxy. The classified regime and the realized sector momentum are diverging — the reflation narrative is not fully confirmed by how sectors are actually trading.</w:t>
+        <w:t>the classifier's favored list (Energy, Commodities, Banks) is only partly confirmed. Energy holds up (US #2, EU #1). Banks doesn't crack the US top 5 (Financials #6) and EU Banks sits at #3 but essentially flat. Materials is the worst US sector despite being a commodities proxy.</w:t>
+      </w:r>
+    </w:p>
+    <w:p>
+      <w:r>
+        <w:br w:type="page"/>
+      </w:r>
+    </w:p>
+    <w:p>
+      <w:pPr>
+        <w:pStyle w:val="Heading2"/>
+      </w:pPr>
+      <w:r>
+        <w:rPr>
+          <w:color w:val="2E5395"/>
+        </w:rPr>
+        <w:t>EU Indices — Position vs Moving Averages</w:t>
+      </w:r>
+    </w:p>
+    <w:tbl>
+      <w:tblPr>
+        <w:tblStyle w:val="TableGrid"/>
+        <w:tblW w:type="auto" w:w="0"/>
+        <w:jc w:val="center"/>
+        <w:tblLook w:firstColumn="1" w:firstRow="1" w:lastColumn="0" w:lastRow="0" w:noHBand="0" w:noVBand="1" w:val="04A0"/>
+      </w:tblPr>
+      <w:tblGrid>
+        <w:gridCol w:w="1440"/>
+        <w:gridCol w:w="1440"/>
+        <w:gridCol w:w="1440"/>
+        <w:gridCol w:w="1440"/>
+        <w:gridCol w:w="1440"/>
+        <w:gridCol w:w="1440"/>
+      </w:tblGrid>
+      <w:tr>
+        <w:tc>
+          <w:tcPr>
+            <w:tcW w:type="dxa" w:w="1440"/>
+            <w:shd w:fill="1F3864"/>
+          </w:tcPr>
+          <w:p>
+            <w:r/>
+            <w:r>
+              <w:rPr>
+                <w:b/>
+                <w:color w:val="FFFFFF"/>
+                <w:sz w:val="17"/>
+              </w:rPr>
+              <w:t>Index</w:t>
+            </w:r>
+          </w:p>
+        </w:tc>
+        <w:tc>
+          <w:tcPr>
+            <w:tcW w:type="dxa" w:w="1440"/>
+            <w:shd w:fill="1F3864"/>
+          </w:tcPr>
+          <w:p>
+            <w:r/>
+            <w:r>
+              <w:rPr>
+                <w:b/>
+                <w:color w:val="FFFFFF"/>
+                <w:sz w:val="17"/>
+              </w:rPr>
+              <w:t>Price</w:t>
+            </w:r>
+          </w:p>
+        </w:tc>
+        <w:tc>
+          <w:tcPr>
+            <w:tcW w:type="dxa" w:w="1440"/>
+            <w:shd w:fill="1F3864"/>
+          </w:tcPr>
+          <w:p>
+            <w:r/>
+            <w:r>
+              <w:rPr>
+                <w:b/>
+                <w:color w:val="FFFFFF"/>
+                <w:sz w:val="17"/>
+              </w:rPr>
+              <w:t>vs MA50</w:t>
+            </w:r>
+          </w:p>
+        </w:tc>
+        <w:tc>
+          <w:tcPr>
+            <w:tcW w:type="dxa" w:w="1440"/>
+            <w:shd w:fill="1F3864"/>
+          </w:tcPr>
+          <w:p>
+            <w:r/>
+            <w:r>
+              <w:rPr>
+                <w:b/>
+                <w:color w:val="FFFFFF"/>
+                <w:sz w:val="17"/>
+              </w:rPr>
+              <w:t>vs MA200</w:t>
+            </w:r>
+          </w:p>
+        </w:tc>
+        <w:tc>
+          <w:tcPr>
+            <w:tcW w:type="dxa" w:w="1440"/>
+            <w:shd w:fill="1F3864"/>
+          </w:tcPr>
+          <w:p>
+            <w:r/>
+            <w:r>
+              <w:rPr>
+                <w:b/>
+                <w:color w:val="FFFFFF"/>
+                <w:sz w:val="17"/>
+              </w:rPr>
+              <w:t>5d</w:t>
+            </w:r>
+          </w:p>
+        </w:tc>
+        <w:tc>
+          <w:tcPr>
+            <w:tcW w:type="dxa" w:w="1440"/>
+            <w:shd w:fill="1F3864"/>
+          </w:tcPr>
+          <w:p>
+            <w:r/>
+            <w:r>
+              <w:rPr>
+                <w:b/>
+                <w:color w:val="FFFFFF"/>
+                <w:sz w:val="17"/>
+              </w:rPr>
+              <w:t>1m</w:t>
+            </w:r>
+          </w:p>
+        </w:tc>
+      </w:tr>
+      <w:tr>
+        <w:tc>
+          <w:tcPr>
+            <w:tcW w:type="dxa" w:w="1440"/>
+          </w:tcPr>
+          <w:p>
+            <w:r/>
+            <w:r>
+              <w:rPr>
+                <w:sz w:val="17"/>
+              </w:rPr>
+              <w:t>DAX</w:t>
+            </w:r>
+          </w:p>
+        </w:tc>
+        <w:tc>
+          <w:tcPr>
+            <w:tcW w:type="dxa" w:w="1440"/>
+          </w:tcPr>
+          <w:p>
+            <w:r/>
+            <w:r>
+              <w:rPr>
+                <w:sz w:val="17"/>
+              </w:rPr>
+              <w:t>25,335.87</w:t>
+            </w:r>
+          </w:p>
+        </w:tc>
+        <w:tc>
+          <w:tcPr>
+            <w:tcW w:type="dxa" w:w="1440"/>
+          </w:tcPr>
+          <w:p>
+            <w:r/>
+            <w:r>
+              <w:rPr>
+                <w:sz w:val="17"/>
+              </w:rPr>
+              <w:t>Below</w:t>
+            </w:r>
+          </w:p>
+        </w:tc>
+        <w:tc>
+          <w:tcPr>
+            <w:tcW w:type="dxa" w:w="1440"/>
+          </w:tcPr>
+          <w:p>
+            <w:r/>
+            <w:r>
+              <w:rPr>
+                <w:sz w:val="17"/>
+              </w:rPr>
+              <w:t>+2.39% (above)</w:t>
+            </w:r>
+          </w:p>
+        </w:tc>
+        <w:tc>
+          <w:tcPr>
+            <w:tcW w:type="dxa" w:w="1440"/>
+          </w:tcPr>
+          <w:p>
+            <w:r/>
+            <w:r>
+              <w:rPr>
+                <w:sz w:val="17"/>
+              </w:rPr>
+              <w:t>-2.58%</w:t>
+            </w:r>
+          </w:p>
+        </w:tc>
+        <w:tc>
+          <w:tcPr>
+            <w:tcW w:type="dxa" w:w="1440"/>
+          </w:tcPr>
+          <w:p>
+            <w:r/>
+            <w:r>
+              <w:rPr>
+                <w:sz w:val="17"/>
+              </w:rPr>
+              <w:t>-3.81%</w:t>
+            </w:r>
+          </w:p>
+        </w:tc>
+      </w:tr>
+      <w:tr>
+        <w:tc>
+          <w:tcPr>
+            <w:tcW w:type="dxa" w:w="1440"/>
+          </w:tcPr>
+          <w:p>
+            <w:r/>
+            <w:r>
+              <w:rPr>
+                <w:sz w:val="17"/>
+              </w:rPr>
+              <w:t>FTSE100</w:t>
+            </w:r>
+          </w:p>
+        </w:tc>
+        <w:tc>
+          <w:tcPr>
+            <w:tcW w:type="dxa" w:w="1440"/>
+          </w:tcPr>
+          <w:p>
+            <w:r/>
+            <w:r>
+              <w:rPr>
+                <w:sz w:val="17"/>
+              </w:rPr>
+              <w:t>10,648.82</w:t>
+            </w:r>
+          </w:p>
+        </w:tc>
+        <w:tc>
+          <w:tcPr>
+            <w:tcW w:type="dxa" w:w="1440"/>
+          </w:tcPr>
+          <w:p>
+            <w:r/>
+            <w:r>
+              <w:rPr>
+                <w:sz w:val="17"/>
+              </w:rPr>
+              <w:t>Below</w:t>
+            </w:r>
+          </w:p>
+        </w:tc>
+        <w:tc>
+          <w:tcPr>
+            <w:tcW w:type="dxa" w:w="1440"/>
+          </w:tcPr>
+          <w:p>
+            <w:r/>
+            <w:r>
+              <w:rPr>
+                <w:sz w:val="17"/>
+              </w:rPr>
+              <w:t>+2.46% (above)</w:t>
+            </w:r>
+          </w:p>
+        </w:tc>
+        <w:tc>
+          <w:tcPr>
+            <w:tcW w:type="dxa" w:w="1440"/>
+          </w:tcPr>
+          <w:p>
+            <w:r/>
+            <w:r>
+              <w:rPr>
+                <w:sz w:val="17"/>
+              </w:rPr>
+              <w:t>-1.51%</w:t>
+            </w:r>
+          </w:p>
+        </w:tc>
+        <w:tc>
+          <w:tcPr>
+            <w:tcW w:type="dxa" w:w="1440"/>
+          </w:tcPr>
+          <w:p>
+            <w:r/>
+            <w:r>
+              <w:rPr>
+                <w:sz w:val="17"/>
+              </w:rPr>
+              <w:t>-0.94%</w:t>
+            </w:r>
+          </w:p>
+        </w:tc>
+      </w:tr>
+      <w:tr>
+        <w:tc>
+          <w:tcPr>
+            <w:tcW w:type="dxa" w:w="1440"/>
+          </w:tcPr>
+          <w:p>
+            <w:r/>
+            <w:r>
+              <w:rPr>
+                <w:sz w:val="17"/>
+              </w:rPr>
+              <w:t>CAC40</w:t>
+            </w:r>
+          </w:p>
+        </w:tc>
+        <w:tc>
+          <w:tcPr>
+            <w:tcW w:type="dxa" w:w="1440"/>
+          </w:tcPr>
+          <w:p>
+            <w:r/>
+            <w:r>
+              <w:rPr>
+                <w:sz w:val="17"/>
+              </w:rPr>
+              <w:t>8,079.82</w:t>
+            </w:r>
+          </w:p>
+        </w:tc>
+        <w:tc>
+          <w:tcPr>
+            <w:tcW w:type="dxa" w:w="1440"/>
+          </w:tcPr>
+          <w:p>
+            <w:r/>
+            <w:r>
+              <w:rPr>
+                <w:sz w:val="17"/>
+              </w:rPr>
+              <w:t>Below</w:t>
+            </w:r>
+          </w:p>
+        </w:tc>
+        <w:tc>
+          <w:tcPr>
+            <w:tcW w:type="dxa" w:w="1440"/>
+          </w:tcPr>
+          <w:p>
+            <w:r/>
+            <w:r>
+              <w:rPr>
+                <w:sz w:val="17"/>
+              </w:rPr>
+              <w:t>-1.95% (BELOW MA200)</w:t>
+            </w:r>
+          </w:p>
+        </w:tc>
+        <w:tc>
+          <w:tcPr>
+            <w:tcW w:type="dxa" w:w="1440"/>
+          </w:tcPr>
+          <w:p>
+            <w:r/>
+            <w:r>
+              <w:rPr>
+                <w:sz w:val="17"/>
+              </w:rPr>
+              <w:t>-2.86%</w:t>
+            </w:r>
+          </w:p>
+        </w:tc>
+        <w:tc>
+          <w:tcPr>
+            <w:tcW w:type="dxa" w:w="1440"/>
+          </w:tcPr>
+          <w:p>
+            <w:r/>
+            <w:r>
+              <w:rPr>
+                <w:sz w:val="17"/>
+              </w:rPr>
+              <w:t>-5.83%</w:t>
+            </w:r>
+          </w:p>
+        </w:tc>
+      </w:tr>
+      <w:tr>
+        <w:tc>
+          <w:tcPr>
+            <w:tcW w:type="dxa" w:w="1440"/>
+          </w:tcPr>
+          <w:p>
+            <w:r/>
+            <w:r>
+              <w:rPr>
+                <w:sz w:val="17"/>
+              </w:rPr>
+              <w:t>FTSEMIB</w:t>
+            </w:r>
+          </w:p>
+        </w:tc>
+        <w:tc>
+          <w:tcPr>
+            <w:tcW w:type="dxa" w:w="1440"/>
+          </w:tcPr>
+          <w:p>
+            <w:r/>
+            <w:r>
+              <w:rPr>
+                <w:sz w:val="17"/>
+              </w:rPr>
+              <w:t>51,482.27</w:t>
+            </w:r>
+          </w:p>
+        </w:tc>
+        <w:tc>
+          <w:tcPr>
+            <w:tcW w:type="dxa" w:w="1440"/>
+          </w:tcPr>
+          <w:p>
+            <w:r/>
+            <w:r>
+              <w:rPr>
+                <w:sz w:val="17"/>
+              </w:rPr>
+              <w:t>Below</w:t>
+            </w:r>
+          </w:p>
+        </w:tc>
+        <w:tc>
+          <w:tcPr>
+            <w:tcW w:type="dxa" w:w="1440"/>
+          </w:tcPr>
+          <w:p>
+            <w:r/>
+            <w:r>
+              <w:rPr>
+                <w:sz w:val="17"/>
+              </w:rPr>
+              <w:t>+6.31% (above)</w:t>
+            </w:r>
+          </w:p>
+        </w:tc>
+        <w:tc>
+          <w:tcPr>
+            <w:tcW w:type="dxa" w:w="1440"/>
+          </w:tcPr>
+          <w:p>
+            <w:r/>
+            <w:r>
+              <w:rPr>
+                <w:sz w:val="17"/>
+              </w:rPr>
+              <w:t>-1.33%</w:t>
+            </w:r>
+          </w:p>
+        </w:tc>
+        <w:tc>
+          <w:tcPr>
+            <w:tcW w:type="dxa" w:w="1440"/>
+          </w:tcPr>
+          <w:p>
+            <w:r/>
+            <w:r>
+              <w:rPr>
+                <w:sz w:val="17"/>
+              </w:rPr>
+              <w:t>-3.93%</w:t>
+            </w:r>
+          </w:p>
+        </w:tc>
+      </w:tr>
+    </w:tbl>
+    <w:p/>
+    <w:p>
+      <w:r>
+        <w:rPr>
+          <w:b/>
+          <w:sz w:val="20"/>
+        </w:rPr>
+        <w:t>CAC40 is the only one of the four below its 200-day MA</w:t>
+      </w:r>
+      <w:r>
+        <w:rPr>
+          <w:sz w:val="20"/>
+        </w:rPr>
+        <w:t xml:space="preserve"> — a materially worse signal than the other three (which sit below MA50 but still above MA200). This lines up with the French political risk already tracked earlier in this session (Bayrou's no-confidence fall on Sept 8, OAT-Bund spread widening) rather than being an unexplained divergence — French equities carrying the worst of the EU weakness is consistent with that specific, named event.</w:t>
+      </w:r>
+    </w:p>
+    <w:p/>
+    <w:tbl>
+      <w:tblPr>
+        <w:tblStyle w:val="TableGrid"/>
+        <w:tblW w:type="auto" w:w="0"/>
+        <w:jc w:val="center"/>
+        <w:tblLook w:firstColumn="1" w:firstRow="1" w:lastColumn="0" w:lastRow="0" w:noHBand="0" w:noVBand="1" w:val="04A0"/>
+      </w:tblPr>
+      <w:tblGrid>
+        <w:gridCol w:w="4320"/>
+        <w:gridCol w:w="4320"/>
+      </w:tblGrid>
+      <w:tr>
+        <w:tc>
+          <w:tcPr>
+            <w:tcW w:type="dxa" w:w="4320"/>
+            <w:shd w:fill="1F3864"/>
+          </w:tcPr>
+          <w:p>
+            <w:r/>
+            <w:r>
+              <w:rPr>
+                <w:b/>
+                <w:color w:val="FFFFFF"/>
+                <w:sz w:val="17"/>
+              </w:rPr>
+              <w:t>Metric</w:t>
+            </w:r>
+          </w:p>
+        </w:tc>
+        <w:tc>
+          <w:tcPr>
+            <w:tcW w:type="dxa" w:w="4320"/>
+            <w:shd w:fill="1F3864"/>
+          </w:tcPr>
+          <w:p>
+            <w:r/>
+            <w:r>
+              <w:rPr>
+                <w:b/>
+                <w:color w:val="FFFFFF"/>
+                <w:sz w:val="17"/>
+              </w:rPr>
+              <w:t>Value</w:t>
+            </w:r>
+          </w:p>
+        </w:tc>
+      </w:tr>
+      <w:tr>
+        <w:tc>
+          <w:tcPr>
+            <w:tcW w:type="dxa" w:w="4320"/>
+          </w:tcPr>
+          <w:p>
+            <w:r/>
+            <w:r>
+              <w:rPr>
+                <w:sz w:val="17"/>
+              </w:rPr>
+              <w:t>EUR/USD</w:t>
+            </w:r>
+          </w:p>
+        </w:tc>
+        <w:tc>
+          <w:tcPr>
+            <w:tcW w:type="dxa" w:w="4320"/>
+          </w:tcPr>
+          <w:p>
+            <w:r/>
+            <w:r>
+              <w:rPr>
+                <w:sz w:val="17"/>
+              </w:rPr>
+              <w:t>1.1541, -0.75% (5d), -0.36% (20d) — weakening</w:t>
+            </w:r>
+          </w:p>
+        </w:tc>
+      </w:tr>
+      <w:tr>
+        <w:tc>
+          <w:tcPr>
+            <w:tcW w:type="dxa" w:w="4320"/>
+          </w:tcPr>
+          <w:p>
+            <w:r/>
+            <w:r>
+              <w:rPr>
+                <w:sz w:val="17"/>
+              </w:rPr>
+              <w:t>EU breadth</w:t>
+            </w:r>
+          </w:p>
+        </w:tc>
+        <w:tc>
+          <w:tcPr>
+            <w:tcW w:type="dxa" w:w="4320"/>
+          </w:tcPr>
+          <w:p>
+            <w:r/>
+            <w:r>
+              <w:rPr>
+                <w:sz w:val="17"/>
+              </w:rPr>
+              <w:t>2 of 3 indices above MA200 (DAX, FTSE, FTSEMIB — not CAC40)</w:t>
+            </w:r>
+          </w:p>
+        </w:tc>
+      </w:tr>
+      <w:tr>
+        <w:tc>
+          <w:tcPr>
+            <w:tcW w:type="dxa" w:w="4320"/>
+          </w:tcPr>
+          <w:p>
+            <w:r/>
+            <w:r>
+              <w:rPr>
+                <w:sz w:val="17"/>
+              </w:rPr>
+              <w:t>EU composite score</w:t>
+            </w:r>
+          </w:p>
+        </w:tc>
+        <w:tc>
+          <w:tcPr>
+            <w:tcW w:type="dxa" w:w="4320"/>
+          </w:tcPr>
+          <w:p>
+            <w:r/>
+            <w:r>
+              <w:rPr>
+                <w:sz w:val="17"/>
+              </w:rPr>
+              <w:t>50 (Neutral)</w:t>
+            </w:r>
+          </w:p>
+        </w:tc>
+      </w:tr>
+      <w:tr>
+        <w:tc>
+          <w:tcPr>
+            <w:tcW w:type="dxa" w:w="4320"/>
+          </w:tcPr>
+          <w:p>
+            <w:r/>
+            <w:r>
+              <w:rPr>
+                <w:sz w:val="17"/>
+              </w:rPr>
+              <w:t>US composite score (for comparison)</w:t>
+            </w:r>
+          </w:p>
+        </w:tc>
+        <w:tc>
+          <w:tcPr>
+            <w:tcW w:type="dxa" w:w="4320"/>
+          </w:tcPr>
+          <w:p>
+            <w:r/>
+            <w:r>
+              <w:rPr>
+                <w:sz w:val="17"/>
+              </w:rPr>
+              <w:t>55.1 (Mild Risk-On)</w:t>
+            </w:r>
+          </w:p>
+        </w:tc>
+      </w:tr>
+    </w:tbl>
+    <w:p>
+      <w:r>
+        <w:rPr>
+          <w:b w:val="0"/>
+          <w:i w:val="0"/>
+          <w:sz w:val="20"/>
+        </w:rPr>
+        <w:t>EU sentiment (50, Neutral) sits meaningfully below the US read (55.1) — the two regions are not in the same regime right now, with the French-specific weakness the most identifiable driver of the gap.</w:t>
       </w:r>
     </w:p>
     <w:p>
@@ -2060,7 +3761,7 @@
         <w:rPr>
           <w:color w:val="1F3864"/>
         </w:rPr>
-        <w:t>4. Implications for Deep-Dives Run Soon After</w:t>
+        <w:t>6. Implications for Deep-Dives Run Soon After</w:t>
       </w:r>
     </w:p>
     <w:p>
@@ -2070,7 +3771,7 @@
           <w:i w:val="0"/>
           <w:sz w:val="20"/>
         </w:rPr>
-        <w:t>With the 10Y at 4.96% (higher than the 4.784% used in every DCF run this session) and regime confidence declining (HIGH -&gt; MEDIUM), the practical takeaways are:</w:t>
+        <w:t>Combining the rate, sentiment, credit, and breadth pictures from Sections 1-5:</w:t>
       </w:r>
     </w:p>
     <w:p>
@@ -2081,7 +3782,7 @@
         <w:rPr>
           <w:sz w:val="20"/>
         </w:rPr>
-        <w:t>Use today's actual rate (4.96%), not the slightly lower figure used so far, for any new Deep-Dive — the impact is small but systematic: roughly +15-20bp of WACC across every name.</w:t>
+        <w:t>Use today's actual rate (4.96%), not the slightly lower figure used earlier this session, for any new Deep-Dive — roughly +15-20bp of WACC across every name.</w:t>
       </w:r>
     </w:p>
     <w:p>
@@ -2092,7 +3793,29 @@
         <w:rPr>
           <w:sz w:val="20"/>
         </w:rPr>
-        <w:t>Apply more skepticism than usual toward a Bull-case DCF scenario clearing the MoS Gate — with growth now MIXED (not EXPANDING) and the regime-vs-rotation divergence just noted, the macro backdrop is not providing as clean a tailwind as it appeared a week ago.</w:t>
+        <w:t>Apply more skepticism than usual toward a Bull-case DCF scenario clearing the MoS Gate: growth is now MIXED (not EXPANDING), F&amp;G has fallen -34 points in a month, credit is softening across HYG/LQD/JNK, and small-cap breadth has deteriorated -3.72% over 20 days. None of these individually is alarming, but they point the same direction.</w:t>
+      </w:r>
+    </w:p>
+    <w:p>
+      <w:pPr>
+        <w:pStyle w:val="ListBullet"/>
+      </w:pPr>
+      <w:r>
+        <w:rPr>
+          <w:sz w:val="20"/>
+        </w:rPr>
+        <w:t>The gold anomaly (Section 3) is worth carrying into any Deep-Dive on gold-adjacent names or certificates — the usual "fear rising -&gt; gold rising" relationship is not currently holding, so don't assume gold-linked positions are automatically hedging equity risk right now.</w:t>
+      </w:r>
+    </w:p>
+    <w:p>
+      <w:pPr>
+        <w:pStyle w:val="ListBullet"/>
+      </w:pPr>
+      <w:r>
+        <w:rPr>
+          <w:sz w:val="20"/>
+        </w:rPr>
+        <w:t>For EUR-denominated positions specifically: EUR/USD is weakening and CAC40 is the one EU index below its 200-day MA, tied to the already-tracked French political situation — a real, named reason for caution on French-listed names beyond generic EU softness.</w:t>
       </w:r>
     </w:p>
     <w:p>
